--- a/az/discovery-articles/6.15 Kosmik uçuşlar.docx
+++ b/az/discovery-articles/6.15 Kosmik uçuşlar.docx
@@ -120,7 +120,7 @@
         <w:widowControl/>
       </w:pPr>
       <w:r>
-        <w:t>Kim kəşf edib və ya yaradıb</w:t>
+        <w:t xml:space="preserve">Kim yaradıb</w:t>
       </w:r>
     </w:p>
     <w:p>
@@ -217,7 +217,7 @@
         <w:rPr>
           <w:sz w:val="20"/>
         </w:rPr>
-        <w:t>C Qurumların materialları və ensiklopedik mənbələr</w:t>
+        <w:t>Qurumların materialları və ensiklopedik mənbələr</w:t>
       </w:r>
     </w:p>
     <w:p>
@@ -277,7 +277,7 @@
         <w:rPr>
           <w:sz w:val="20"/>
         </w:rPr>
-        <w:t>D Muzey arxiv və kitabxana materialları</w:t>
+        <w:t>Muzey arxiv və kitabxana materialları</w:t>
       </w:r>
     </w:p>
     <w:p>
@@ -313,7 +313,7 @@
         <w:rPr>
           <w:sz w:val="20"/>
         </w:rPr>
-        <w:t>G Kosmik agentliklər laboratoriyalar və elmi təşkilatlar</w:t>
+        <w:t>Kosmik agentliklər laboratoriyalar və elmi təşkilatlar</w:t>
       </w:r>
     </w:p>
     <w:p>
